--- a/docs/BUSINESS_REQUIREMENTS.docx
+++ b/docs/BUSINESS_REQUIREMENTS.docx
@@ -7989,7 +7989,608 @@
         <w:pStyle w:val="Heading3"/>
       </w:pPr>
       <w:r>
-        <w:t>7.8 Administration</w:t>
+        <w:t>7.8 Department verification</w:t>
+      </w:r>
+    </w:p>
+    <w:tbl>
+      <w:tblPr>
+        <w:tblStyle w:val="TableGrid"/>
+        <w:tblW w:type="auto" w:w="0"/>
+        <w:jc w:val="center"/>
+        <w:tblLook w:firstColumn="1" w:firstRow="1" w:lastColumn="0" w:lastRow="0" w:noHBand="0" w:noVBand="1" w:val="04A0"/>
+      </w:tblPr>
+      <w:tblGrid>
+        <w:gridCol w:w="3216"/>
+        <w:gridCol w:w="3216"/>
+        <w:gridCol w:w="3216"/>
+      </w:tblGrid>
+      <w:tr>
+        <w:tc>
+          <w:tcPr>
+            <w:tcW w:type="dxa" w:w="3216"/>
+            <w:shd w:val="clear" w:color="auto" w:fill="0F6F3F"/>
+          </w:tcPr>
+          <w:p>
+            <w:r>
+              <w:rPr>
+                <w:b/>
+                <w:color w:val="FFFFFF"/>
+                <w:sz w:val="19"/>
+              </w:rPr>
+            </w:r>
+            <w:r>
+              <w:rPr>
+                <w:b/>
+                <w:color w:val="FFFFFF"/>
+                <w:sz w:val="19"/>
+              </w:rPr>
+              <w:t>ID</w:t>
+            </w:r>
+          </w:p>
+        </w:tc>
+        <w:tc>
+          <w:tcPr>
+            <w:tcW w:type="dxa" w:w="3216"/>
+            <w:shd w:val="clear" w:color="auto" w:fill="0F6F3F"/>
+          </w:tcPr>
+          <w:p>
+            <w:r>
+              <w:rPr>
+                <w:b/>
+                <w:color w:val="FFFFFF"/>
+                <w:sz w:val="19"/>
+              </w:rPr>
+            </w:r>
+            <w:r>
+              <w:rPr>
+                <w:b/>
+                <w:color w:val="FFFFFF"/>
+                <w:sz w:val="19"/>
+              </w:rPr>
+              <w:t>Requirement</w:t>
+            </w:r>
+          </w:p>
+        </w:tc>
+        <w:tc>
+          <w:tcPr>
+            <w:tcW w:type="dxa" w:w="3216"/>
+            <w:shd w:val="clear" w:color="auto" w:fill="0F6F3F"/>
+          </w:tcPr>
+          <w:p>
+            <w:r>
+              <w:rPr>
+                <w:b/>
+                <w:color w:val="FFFFFF"/>
+                <w:sz w:val="19"/>
+              </w:rPr>
+            </w:r>
+            <w:r>
+              <w:rPr>
+                <w:b/>
+                <w:color w:val="FFFFFF"/>
+                <w:sz w:val="19"/>
+              </w:rPr>
+              <w:t>Priority</w:t>
+            </w:r>
+          </w:p>
+        </w:tc>
+      </w:tr>
+      <w:tr>
+        <w:tc>
+          <w:tcPr>
+            <w:tcW w:type="dxa" w:w="3216"/>
+          </w:tcPr>
+          <w:p>
+            <w:r>
+              <w:rPr>
+                <w:sz w:val="19"/>
+              </w:rPr>
+            </w:r>
+            <w:r>
+              <w:rPr>
+                <w:sz w:val="19"/>
+              </w:rPr>
+              <w:t>FR-8.12</w:t>
+            </w:r>
+          </w:p>
+        </w:tc>
+        <w:tc>
+          <w:tcPr>
+            <w:tcW w:type="dxa" w:w="3216"/>
+          </w:tcPr>
+          <w:p>
+            <w:r>
+              <w:rPr>
+                <w:sz w:val="19"/>
+              </w:rPr>
+            </w:r>
+            <w:r>
+              <w:rPr>
+                <w:sz w:val="19"/>
+              </w:rPr>
+              <w:t>The system shall provide a camera-only verification screen for department staff</w:t>
+            </w:r>
+          </w:p>
+        </w:tc>
+        <w:tc>
+          <w:tcPr>
+            <w:tcW w:type="dxa" w:w="3216"/>
+          </w:tcPr>
+          <w:p>
+            <w:r>
+              <w:rPr>
+                <w:sz w:val="19"/>
+              </w:rPr>
+            </w:r>
+            <w:r>
+              <w:rPr>
+                <w:sz w:val="19"/>
+              </w:rPr>
+              <w:t>M</w:t>
+            </w:r>
+          </w:p>
+        </w:tc>
+      </w:tr>
+      <w:tr>
+        <w:tc>
+          <w:tcPr>
+            <w:tcW w:type="dxa" w:w="3216"/>
+          </w:tcPr>
+          <w:p>
+            <w:r>
+              <w:rPr>
+                <w:sz w:val="19"/>
+              </w:rPr>
+            </w:r>
+            <w:r>
+              <w:rPr>
+                <w:sz w:val="19"/>
+              </w:rPr>
+              <w:t>FR-8.13</w:t>
+            </w:r>
+          </w:p>
+        </w:tc>
+        <w:tc>
+          <w:tcPr>
+            <w:tcW w:type="dxa" w:w="3216"/>
+          </w:tcPr>
+          <w:p>
+            <w:r>
+              <w:rPr>
+                <w:sz w:val="19"/>
+              </w:rPr>
+            </w:r>
+            <w:r>
+              <w:rPr>
+                <w:sz w:val="19"/>
+              </w:rPr>
+              <w:t>The verification screen shall confirm whether a person is a registered visitor</w:t>
+            </w:r>
+          </w:p>
+        </w:tc>
+        <w:tc>
+          <w:tcPr>
+            <w:tcW w:type="dxa" w:w="3216"/>
+          </w:tcPr>
+          <w:p>
+            <w:r>
+              <w:rPr>
+                <w:sz w:val="19"/>
+              </w:rPr>
+            </w:r>
+            <w:r>
+              <w:rPr>
+                <w:sz w:val="19"/>
+              </w:rPr>
+              <w:t>M</w:t>
+            </w:r>
+          </w:p>
+        </w:tc>
+      </w:tr>
+      <w:tr>
+        <w:tc>
+          <w:tcPr>
+            <w:tcW w:type="dxa" w:w="3216"/>
+          </w:tcPr>
+          <w:p>
+            <w:r>
+              <w:rPr>
+                <w:sz w:val="19"/>
+              </w:rPr>
+            </w:r>
+            <w:r>
+              <w:rPr>
+                <w:sz w:val="19"/>
+              </w:rPr>
+              <w:t>FR-8.14</w:t>
+            </w:r>
+          </w:p>
+        </w:tc>
+        <w:tc>
+          <w:tcPr>
+            <w:tcW w:type="dxa" w:w="3216"/>
+          </w:tcPr>
+          <w:p>
+            <w:r>
+              <w:rPr>
+                <w:sz w:val="19"/>
+              </w:rPr>
+            </w:r>
+            <w:r>
+              <w:rPr>
+                <w:sz w:val="19"/>
+              </w:rPr>
+              <w:t>The verification screen shall report whether the visitor is currently signed in</w:t>
+            </w:r>
+          </w:p>
+        </w:tc>
+        <w:tc>
+          <w:tcPr>
+            <w:tcW w:type="dxa" w:w="3216"/>
+          </w:tcPr>
+          <w:p>
+            <w:r>
+              <w:rPr>
+                <w:sz w:val="19"/>
+              </w:rPr>
+            </w:r>
+            <w:r>
+              <w:rPr>
+                <w:sz w:val="19"/>
+              </w:rPr>
+              <w:t>M</w:t>
+            </w:r>
+          </w:p>
+        </w:tc>
+      </w:tr>
+      <w:tr>
+        <w:tc>
+          <w:tcPr>
+            <w:tcW w:type="dxa" w:w="3216"/>
+          </w:tcPr>
+          <w:p>
+            <w:r>
+              <w:rPr>
+                <w:sz w:val="19"/>
+              </w:rPr>
+            </w:r>
+            <w:r>
+              <w:rPr>
+                <w:sz w:val="19"/>
+              </w:rPr>
+              <w:t>FR-8.15</w:t>
+            </w:r>
+          </w:p>
+        </w:tc>
+        <w:tc>
+          <w:tcPr>
+            <w:tcW w:type="dxa" w:w="3216"/>
+          </w:tcPr>
+          <w:p>
+            <w:r>
+              <w:rPr>
+                <w:sz w:val="19"/>
+              </w:rPr>
+            </w:r>
+            <w:r>
+              <w:rPr>
+                <w:sz w:val="19"/>
+              </w:rPr>
+              <w:t>The verification screen shall distinguish "on site", "not signed in" and "not verified"</w:t>
+            </w:r>
+          </w:p>
+        </w:tc>
+        <w:tc>
+          <w:tcPr>
+            <w:tcW w:type="dxa" w:w="3216"/>
+          </w:tcPr>
+          <w:p>
+            <w:r>
+              <w:rPr>
+                <w:sz w:val="19"/>
+              </w:rPr>
+            </w:r>
+            <w:r>
+              <w:rPr>
+                <w:sz w:val="19"/>
+              </w:rPr>
+              <w:t>M</w:t>
+            </w:r>
+          </w:p>
+        </w:tc>
+      </w:tr>
+      <w:tr>
+        <w:tc>
+          <w:tcPr>
+            <w:tcW w:type="dxa" w:w="3216"/>
+          </w:tcPr>
+          <w:p>
+            <w:r>
+              <w:rPr>
+                <w:sz w:val="19"/>
+              </w:rPr>
+            </w:r>
+            <w:r>
+              <w:rPr>
+                <w:sz w:val="19"/>
+              </w:rPr>
+              <w:t>FR-8.16</w:t>
+            </w:r>
+          </w:p>
+        </w:tc>
+        <w:tc>
+          <w:tcPr>
+            <w:tcW w:type="dxa" w:w="3216"/>
+          </w:tcPr>
+          <w:p>
+            <w:r>
+              <w:rPr>
+                <w:sz w:val="19"/>
+              </w:rPr>
+            </w:r>
+            <w:r>
+              <w:rPr>
+                <w:sz w:val="19"/>
+              </w:rPr>
+              <w:t>The verification screen shall operate automatically as a person passes the camera</w:t>
+            </w:r>
+          </w:p>
+        </w:tc>
+        <w:tc>
+          <w:tcPr>
+            <w:tcW w:type="dxa" w:w="3216"/>
+          </w:tcPr>
+          <w:p>
+            <w:r>
+              <w:rPr>
+                <w:sz w:val="19"/>
+              </w:rPr>
+            </w:r>
+            <w:r>
+              <w:rPr>
+                <w:sz w:val="19"/>
+              </w:rPr>
+              <w:t>S</w:t>
+            </w:r>
+          </w:p>
+        </w:tc>
+      </w:tr>
+      <w:tr>
+        <w:tc>
+          <w:tcPr>
+            <w:tcW w:type="dxa" w:w="3216"/>
+          </w:tcPr>
+          <w:p>
+            <w:r>
+              <w:rPr>
+                <w:sz w:val="19"/>
+              </w:rPr>
+            </w:r>
+            <w:r>
+              <w:rPr>
+                <w:sz w:val="19"/>
+              </w:rPr>
+              <w:t>FR-8.17</w:t>
+            </w:r>
+          </w:p>
+        </w:tc>
+        <w:tc>
+          <w:tcPr>
+            <w:tcW w:type="dxa" w:w="3216"/>
+          </w:tcPr>
+          <w:p>
+            <w:r>
+              <w:rPr>
+                <w:sz w:val="19"/>
+              </w:rPr>
+            </w:r>
+            <w:r>
+              <w:rPr>
+                <w:sz w:val="19"/>
+              </w:rPr>
+              <w:t>The verification screen shall allow a manual check on demand</w:t>
+            </w:r>
+          </w:p>
+        </w:tc>
+        <w:tc>
+          <w:tcPr>
+            <w:tcW w:type="dxa" w:w="3216"/>
+          </w:tcPr>
+          <w:p>
+            <w:r>
+              <w:rPr>
+                <w:sz w:val="19"/>
+              </w:rPr>
+            </w:r>
+            <w:r>
+              <w:rPr>
+                <w:sz w:val="19"/>
+              </w:rPr>
+              <w:t>M</w:t>
+            </w:r>
+          </w:p>
+        </w:tc>
+      </w:tr>
+      <w:tr>
+        <w:tc>
+          <w:tcPr>
+            <w:tcW w:type="dxa" w:w="3216"/>
+          </w:tcPr>
+          <w:p>
+            <w:r>
+              <w:rPr>
+                <w:sz w:val="19"/>
+              </w:rPr>
+            </w:r>
+            <w:r>
+              <w:rPr>
+                <w:sz w:val="19"/>
+              </w:rPr>
+              <w:t>FR-8.18</w:t>
+            </w:r>
+          </w:p>
+        </w:tc>
+        <w:tc>
+          <w:tcPr>
+            <w:tcW w:type="dxa" w:w="3216"/>
+          </w:tcPr>
+          <w:p>
+            <w:r>
+              <w:rPr>
+                <w:sz w:val="19"/>
+              </w:rPr>
+            </w:r>
+            <w:r>
+              <w:rPr>
+                <w:sz w:val="19"/>
+              </w:rPr>
+              <w:t>The verification screen shall not display visitor contact details, addresses, ID numbers or visit history</w:t>
+            </w:r>
+          </w:p>
+        </w:tc>
+        <w:tc>
+          <w:tcPr>
+            <w:tcW w:type="dxa" w:w="3216"/>
+          </w:tcPr>
+          <w:p>
+            <w:r>
+              <w:rPr>
+                <w:sz w:val="19"/>
+              </w:rPr>
+            </w:r>
+            <w:r>
+              <w:rPr>
+                <w:sz w:val="19"/>
+              </w:rPr>
+              <w:t>M</w:t>
+            </w:r>
+          </w:p>
+        </w:tc>
+      </w:tr>
+      <w:tr>
+        <w:tc>
+          <w:tcPr>
+            <w:tcW w:type="dxa" w:w="3216"/>
+          </w:tcPr>
+          <w:p>
+            <w:r>
+              <w:rPr>
+                <w:sz w:val="19"/>
+              </w:rPr>
+            </w:r>
+            <w:r>
+              <w:rPr>
+                <w:sz w:val="19"/>
+              </w:rPr>
+              <w:t>FR-8.19</w:t>
+            </w:r>
+          </w:p>
+        </w:tc>
+        <w:tc>
+          <w:tcPr>
+            <w:tcW w:type="dxa" w:w="3216"/>
+          </w:tcPr>
+          <w:p>
+            <w:r>
+              <w:rPr>
+                <w:sz w:val="19"/>
+              </w:rPr>
+            </w:r>
+            <w:r>
+              <w:rPr>
+                <w:sz w:val="19"/>
+              </w:rPr>
+              <w:t>Department staff shall not be able to browse visitor records or visit history</w:t>
+            </w:r>
+          </w:p>
+        </w:tc>
+        <w:tc>
+          <w:tcPr>
+            <w:tcW w:type="dxa" w:w="3216"/>
+          </w:tcPr>
+          <w:p>
+            <w:r>
+              <w:rPr>
+                <w:sz w:val="19"/>
+              </w:rPr>
+            </w:r>
+            <w:r>
+              <w:rPr>
+                <w:sz w:val="19"/>
+              </w:rPr>
+              <w:t>M</w:t>
+            </w:r>
+          </w:p>
+        </w:tc>
+      </w:tr>
+      <w:tr>
+        <w:tc>
+          <w:tcPr>
+            <w:tcW w:type="dxa" w:w="3216"/>
+          </w:tcPr>
+          <w:p>
+            <w:r>
+              <w:rPr>
+                <w:sz w:val="19"/>
+              </w:rPr>
+            </w:r>
+            <w:r>
+              <w:rPr>
+                <w:sz w:val="19"/>
+              </w:rPr>
+              <w:t>FR-8.20</w:t>
+            </w:r>
+          </w:p>
+        </w:tc>
+        <w:tc>
+          <w:tcPr>
+            <w:tcW w:type="dxa" w:w="3216"/>
+          </w:tcPr>
+          <w:p>
+            <w:r>
+              <w:rPr>
+                <w:sz w:val="19"/>
+              </w:rPr>
+            </w:r>
+            <w:r>
+              <w:rPr>
+                <w:sz w:val="19"/>
+              </w:rPr>
+              <w:t>The verification screen shall warn when more than one face is detected</w:t>
+            </w:r>
+          </w:p>
+        </w:tc>
+        <w:tc>
+          <w:tcPr>
+            <w:tcW w:type="dxa" w:w="3216"/>
+          </w:tcPr>
+          <w:p>
+            <w:r>
+              <w:rPr>
+                <w:sz w:val="19"/>
+              </w:rPr>
+            </w:r>
+            <w:r>
+              <w:rPr>
+                <w:sz w:val="19"/>
+              </w:rPr>
+              <w:t>S</w:t>
+            </w:r>
+          </w:p>
+        </w:tc>
+      </w:tr>
+    </w:tbl>
+    <w:p>
+      <w:pPr>
+        <w:spacing w:after="0"/>
+      </w:pPr>
+    </w:p>
+    <w:p>
+      <w:pPr>
+        <w:pStyle w:val="Heading3"/>
+      </w:pPr>
+      <w:r>
+        <w:t>7.9 Administration</w:t>
       </w:r>
     </w:p>
     <w:tbl>
@@ -11623,14 +12224,15 @@
         <w:tblLook w:firstColumn="1" w:firstRow="1" w:lastColumn="0" w:lastRow="0" w:noHBand="0" w:noVBand="1" w:val="04A0"/>
       </w:tblPr>
       <w:tblGrid>
-        <w:gridCol w:w="3216"/>
-        <w:gridCol w:w="3216"/>
-        <w:gridCol w:w="3216"/>
+        <w:gridCol w:w="2412"/>
+        <w:gridCol w:w="2412"/>
+        <w:gridCol w:w="2412"/>
+        <w:gridCol w:w="2412"/>
       </w:tblGrid>
       <w:tr>
         <w:tc>
           <w:tcPr>
-            <w:tcW w:type="dxa" w:w="3216"/>
+            <w:tcW w:type="dxa" w:w="2412"/>
             <w:shd w:val="clear" w:color="auto" w:fill="0F6F3F"/>
           </w:tcPr>
           <w:p>
@@ -11653,7 +12255,7 @@
         </w:tc>
         <w:tc>
           <w:tcPr>
-            <w:tcW w:type="dxa" w:w="3216"/>
+            <w:tcW w:type="dxa" w:w="2412"/>
             <w:shd w:val="clear" w:color="auto" w:fill="0F6F3F"/>
           </w:tcPr>
           <w:p>
@@ -11676,7 +12278,7 @@
         </w:tc>
         <w:tc>
           <w:tcPr>
-            <w:tcW w:type="dxa" w:w="3216"/>
+            <w:tcW w:type="dxa" w:w="2412"/>
             <w:shd w:val="clear" w:color="auto" w:fill="0F6F3F"/>
           </w:tcPr>
           <w:p>
@@ -11693,6 +12295,29 @@
                 <w:color w:val="FFFFFF"/>
                 <w:sz w:val="19"/>
               </w:rPr>
+              <w:t>Department</w:t>
+            </w:r>
+          </w:p>
+        </w:tc>
+        <w:tc>
+          <w:tcPr>
+            <w:tcW w:type="dxa" w:w="2412"/>
+            <w:shd w:val="clear" w:color="auto" w:fill="0F6F3F"/>
+          </w:tcPr>
+          <w:p>
+            <w:r>
+              <w:rPr>
+                <w:b/>
+                <w:color w:val="FFFFFF"/>
+                <w:sz w:val="19"/>
+              </w:rPr>
+            </w:r>
+            <w:r>
+              <w:rPr>
+                <w:b/>
+                <w:color w:val="FFFFFF"/>
+                <w:sz w:val="19"/>
+              </w:rPr>
               <w:t>Admin</w:t>
             </w:r>
           </w:p>
@@ -11701,7 +12326,7 @@
       <w:tr>
         <w:tc>
           <w:tcPr>
-            <w:tcW w:type="dxa" w:w="3216"/>
+            <w:tcW w:type="dxa" w:w="2412"/>
           </w:tcPr>
           <w:p>
             <w:r>
@@ -11719,7 +12344,7 @@
         </w:tc>
         <w:tc>
           <w:tcPr>
-            <w:tcW w:type="dxa" w:w="3216"/>
+            <w:tcW w:type="dxa" w:w="2412"/>
           </w:tcPr>
           <w:p>
             <w:r>
@@ -11737,7 +12362,25 @@
         </w:tc>
         <w:tc>
           <w:tcPr>
-            <w:tcW w:type="dxa" w:w="3216"/>
+            <w:tcW w:type="dxa" w:w="2412"/>
+          </w:tcPr>
+          <w:p>
+            <w:r>
+              <w:rPr>
+                <w:sz w:val="19"/>
+              </w:rPr>
+            </w:r>
+            <w:r>
+              <w:rPr>
+                <w:sz w:val="19"/>
+              </w:rPr>
+              <w:t>✅</w:t>
+            </w:r>
+          </w:p>
+        </w:tc>
+        <w:tc>
+          <w:tcPr>
+            <w:tcW w:type="dxa" w:w="2412"/>
           </w:tcPr>
           <w:p>
             <w:r>
@@ -11757,7 +12400,7 @@
       <w:tr>
         <w:tc>
           <w:tcPr>
-            <w:tcW w:type="dxa" w:w="3216"/>
+            <w:tcW w:type="dxa" w:w="2412"/>
           </w:tcPr>
           <w:p>
             <w:r>
@@ -11775,7 +12418,7 @@
         </w:tc>
         <w:tc>
           <w:tcPr>
-            <w:tcW w:type="dxa" w:w="3216"/>
+            <w:tcW w:type="dxa" w:w="2412"/>
           </w:tcPr>
           <w:p>
             <w:r>
@@ -11793,7 +12436,25 @@
         </w:tc>
         <w:tc>
           <w:tcPr>
-            <w:tcW w:type="dxa" w:w="3216"/>
+            <w:tcW w:type="dxa" w:w="2412"/>
+          </w:tcPr>
+          <w:p>
+            <w:r>
+              <w:rPr>
+                <w:sz w:val="19"/>
+              </w:rPr>
+            </w:r>
+            <w:r>
+              <w:rPr>
+                <w:sz w:val="19"/>
+              </w:rPr>
+              <w:t>❌</w:t>
+            </w:r>
+          </w:p>
+        </w:tc>
+        <w:tc>
+          <w:tcPr>
+            <w:tcW w:type="dxa" w:w="2412"/>
           </w:tcPr>
           <w:p>
             <w:r>
@@ -11813,7 +12474,7 @@
       <w:tr>
         <w:tc>
           <w:tcPr>
-            <w:tcW w:type="dxa" w:w="3216"/>
+            <w:tcW w:type="dxa" w:w="2412"/>
           </w:tcPr>
           <w:p>
             <w:r>
@@ -11831,7 +12492,7 @@
         </w:tc>
         <w:tc>
           <w:tcPr>
-            <w:tcW w:type="dxa" w:w="3216"/>
+            <w:tcW w:type="dxa" w:w="2412"/>
           </w:tcPr>
           <w:p>
             <w:r>
@@ -11849,7 +12510,25 @@
         </w:tc>
         <w:tc>
           <w:tcPr>
-            <w:tcW w:type="dxa" w:w="3216"/>
+            <w:tcW w:type="dxa" w:w="2412"/>
+          </w:tcPr>
+          <w:p>
+            <w:r>
+              <w:rPr>
+                <w:sz w:val="19"/>
+              </w:rPr>
+            </w:r>
+            <w:r>
+              <w:rPr>
+                <w:sz w:val="19"/>
+              </w:rPr>
+              <w:t>❌</w:t>
+            </w:r>
+          </w:p>
+        </w:tc>
+        <w:tc>
+          <w:tcPr>
+            <w:tcW w:type="dxa" w:w="2412"/>
           </w:tcPr>
           <w:p>
             <w:r>
@@ -11869,7 +12548,7 @@
       <w:tr>
         <w:tc>
           <w:tcPr>
-            <w:tcW w:type="dxa" w:w="3216"/>
+            <w:tcW w:type="dxa" w:w="2412"/>
           </w:tcPr>
           <w:p>
             <w:r>
@@ -11887,7 +12566,7 @@
         </w:tc>
         <w:tc>
           <w:tcPr>
-            <w:tcW w:type="dxa" w:w="3216"/>
+            <w:tcW w:type="dxa" w:w="2412"/>
           </w:tcPr>
           <w:p>
             <w:r>
@@ -11905,7 +12584,25 @@
         </w:tc>
         <w:tc>
           <w:tcPr>
-            <w:tcW w:type="dxa" w:w="3216"/>
+            <w:tcW w:type="dxa" w:w="2412"/>
+          </w:tcPr>
+          <w:p>
+            <w:r>
+              <w:rPr>
+                <w:sz w:val="19"/>
+              </w:rPr>
+            </w:r>
+            <w:r>
+              <w:rPr>
+                <w:sz w:val="19"/>
+              </w:rPr>
+              <w:t>❌</w:t>
+            </w:r>
+          </w:p>
+        </w:tc>
+        <w:tc>
+          <w:tcPr>
+            <w:tcW w:type="dxa" w:w="2412"/>
           </w:tcPr>
           <w:p>
             <w:r>
@@ -11925,7 +12622,7 @@
       <w:tr>
         <w:tc>
           <w:tcPr>
-            <w:tcW w:type="dxa" w:w="3216"/>
+            <w:tcW w:type="dxa" w:w="2412"/>
           </w:tcPr>
           <w:p>
             <w:r>
@@ -11943,7 +12640,7 @@
         </w:tc>
         <w:tc>
           <w:tcPr>
-            <w:tcW w:type="dxa" w:w="3216"/>
+            <w:tcW w:type="dxa" w:w="2412"/>
           </w:tcPr>
           <w:p>
             <w:r>
@@ -11961,7 +12658,25 @@
         </w:tc>
         <w:tc>
           <w:tcPr>
-            <w:tcW w:type="dxa" w:w="3216"/>
+            <w:tcW w:type="dxa" w:w="2412"/>
+          </w:tcPr>
+          <w:p>
+            <w:r>
+              <w:rPr>
+                <w:sz w:val="19"/>
+              </w:rPr>
+            </w:r>
+            <w:r>
+              <w:rPr>
+                <w:sz w:val="19"/>
+              </w:rPr>
+              <w:t>❌</w:t>
+            </w:r>
+          </w:p>
+        </w:tc>
+        <w:tc>
+          <w:tcPr>
+            <w:tcW w:type="dxa" w:w="2412"/>
           </w:tcPr>
           <w:p>
             <w:r>
@@ -11981,7 +12696,7 @@
       <w:tr>
         <w:tc>
           <w:tcPr>
-            <w:tcW w:type="dxa" w:w="3216"/>
+            <w:tcW w:type="dxa" w:w="2412"/>
           </w:tcPr>
           <w:p>
             <w:r>
@@ -11999,7 +12714,7 @@
         </w:tc>
         <w:tc>
           <w:tcPr>
-            <w:tcW w:type="dxa" w:w="3216"/>
+            <w:tcW w:type="dxa" w:w="2412"/>
           </w:tcPr>
           <w:p>
             <w:r>
@@ -12017,7 +12732,25 @@
         </w:tc>
         <w:tc>
           <w:tcPr>
-            <w:tcW w:type="dxa" w:w="3216"/>
+            <w:tcW w:type="dxa" w:w="2412"/>
+          </w:tcPr>
+          <w:p>
+            <w:r>
+              <w:rPr>
+                <w:sz w:val="19"/>
+              </w:rPr>
+            </w:r>
+            <w:r>
+              <w:rPr>
+                <w:sz w:val="19"/>
+              </w:rPr>
+              <w:t>❌</w:t>
+            </w:r>
+          </w:p>
+        </w:tc>
+        <w:tc>
+          <w:tcPr>
+            <w:tcW w:type="dxa" w:w="2412"/>
           </w:tcPr>
           <w:p>
             <w:r>
@@ -12037,7 +12770,7 @@
       <w:tr>
         <w:tc>
           <w:tcPr>
-            <w:tcW w:type="dxa" w:w="3216"/>
+            <w:tcW w:type="dxa" w:w="2412"/>
           </w:tcPr>
           <w:p>
             <w:r>
@@ -12055,7 +12788,7 @@
         </w:tc>
         <w:tc>
           <w:tcPr>
-            <w:tcW w:type="dxa" w:w="3216"/>
+            <w:tcW w:type="dxa" w:w="2412"/>
           </w:tcPr>
           <w:p>
             <w:r>
@@ -12073,7 +12806,25 @@
         </w:tc>
         <w:tc>
           <w:tcPr>
-            <w:tcW w:type="dxa" w:w="3216"/>
+            <w:tcW w:type="dxa" w:w="2412"/>
+          </w:tcPr>
+          <w:p>
+            <w:r>
+              <w:rPr>
+                <w:sz w:val="19"/>
+              </w:rPr>
+            </w:r>
+            <w:r>
+              <w:rPr>
+                <w:sz w:val="19"/>
+              </w:rPr>
+              <w:t>❌</w:t>
+            </w:r>
+          </w:p>
+        </w:tc>
+        <w:tc>
+          <w:tcPr>
+            <w:tcW w:type="dxa" w:w="2412"/>
           </w:tcPr>
           <w:p>
             <w:r>
@@ -12093,7 +12844,7 @@
       <w:tr>
         <w:tc>
           <w:tcPr>
-            <w:tcW w:type="dxa" w:w="3216"/>
+            <w:tcW w:type="dxa" w:w="2412"/>
           </w:tcPr>
           <w:p>
             <w:r>
@@ -12111,7 +12862,7 @@
         </w:tc>
         <w:tc>
           <w:tcPr>
-            <w:tcW w:type="dxa" w:w="3216"/>
+            <w:tcW w:type="dxa" w:w="2412"/>
           </w:tcPr>
           <w:p>
             <w:r>
@@ -12129,7 +12880,25 @@
         </w:tc>
         <w:tc>
           <w:tcPr>
-            <w:tcW w:type="dxa" w:w="3216"/>
+            <w:tcW w:type="dxa" w:w="2412"/>
+          </w:tcPr>
+          <w:p>
+            <w:r>
+              <w:rPr>
+                <w:sz w:val="19"/>
+              </w:rPr>
+            </w:r>
+            <w:r>
+              <w:rPr>
+                <w:sz w:val="19"/>
+              </w:rPr>
+              <w:t>❌</w:t>
+            </w:r>
+          </w:p>
+        </w:tc>
+        <w:tc>
+          <w:tcPr>
+            <w:tcW w:type="dxa" w:w="2412"/>
           </w:tcPr>
           <w:p>
             <w:r>
@@ -12149,7 +12918,7 @@
       <w:tr>
         <w:tc>
           <w:tcPr>
-            <w:tcW w:type="dxa" w:w="3216"/>
+            <w:tcW w:type="dxa" w:w="2412"/>
           </w:tcPr>
           <w:p>
             <w:r>
@@ -12167,7 +12936,7 @@
         </w:tc>
         <w:tc>
           <w:tcPr>
-            <w:tcW w:type="dxa" w:w="3216"/>
+            <w:tcW w:type="dxa" w:w="2412"/>
           </w:tcPr>
           <w:p>
             <w:r>
@@ -12185,7 +12954,25 @@
         </w:tc>
         <w:tc>
           <w:tcPr>
-            <w:tcW w:type="dxa" w:w="3216"/>
+            <w:tcW w:type="dxa" w:w="2412"/>
+          </w:tcPr>
+          <w:p>
+            <w:r>
+              <w:rPr>
+                <w:sz w:val="19"/>
+              </w:rPr>
+            </w:r>
+            <w:r>
+              <w:rPr>
+                <w:sz w:val="19"/>
+              </w:rPr>
+              <w:t>❌</w:t>
+            </w:r>
+          </w:p>
+        </w:tc>
+        <w:tc>
+          <w:tcPr>
+            <w:tcW w:type="dxa" w:w="2412"/>
           </w:tcPr>
           <w:p>
             <w:r>
@@ -12205,43 +12992,62 @@
       <w:tr>
         <w:tc>
           <w:tcPr>
-            <w:tcW w:type="dxa" w:w="3216"/>
-          </w:tcPr>
-          <w:p>
-            <w:r>
-              <w:rPr>
-                <w:sz w:val="19"/>
-              </w:rPr>
-            </w:r>
-            <w:r>
-              <w:rPr>
-                <w:sz w:val="19"/>
-              </w:rPr>
-              <w:t>View the admin dashboard</w:t>
-            </w:r>
-          </w:p>
-        </w:tc>
-        <w:tc>
-          <w:tcPr>
-            <w:tcW w:type="dxa" w:w="3216"/>
-          </w:tcPr>
-          <w:p>
-            <w:r>
-              <w:rPr>
-                <w:sz w:val="19"/>
-              </w:rPr>
-            </w:r>
-            <w:r>
-              <w:rPr>
-                <w:sz w:val="19"/>
-              </w:rPr>
-              <w:t>❌</w:t>
-            </w:r>
-          </w:p>
-        </w:tc>
-        <w:tc>
-          <w:tcPr>
-            <w:tcW w:type="dxa" w:w="3216"/>
+            <w:tcW w:type="dxa" w:w="2412"/>
+          </w:tcPr>
+          <w:p>
+            <w:r>
+              <w:rPr>
+                <w:sz w:val="19"/>
+              </w:rPr>
+            </w:r>
+            <w:r>
+              <w:rPr>
+                <w:b/>
+                <w:sz w:val="19"/>
+              </w:rPr>
+              <w:t>Verify a visitor by camera</w:t>
+            </w:r>
+          </w:p>
+        </w:tc>
+        <w:tc>
+          <w:tcPr>
+            <w:tcW w:type="dxa" w:w="2412"/>
+          </w:tcPr>
+          <w:p>
+            <w:r>
+              <w:rPr>
+                <w:sz w:val="19"/>
+              </w:rPr>
+            </w:r>
+            <w:r>
+              <w:rPr>
+                <w:sz w:val="19"/>
+              </w:rPr>
+              <w:t>✅</w:t>
+            </w:r>
+          </w:p>
+        </w:tc>
+        <w:tc>
+          <w:tcPr>
+            <w:tcW w:type="dxa" w:w="2412"/>
+          </w:tcPr>
+          <w:p>
+            <w:r>
+              <w:rPr>
+                <w:sz w:val="19"/>
+              </w:rPr>
+            </w:r>
+            <w:r>
+              <w:rPr>
+                <w:sz w:val="19"/>
+              </w:rPr>
+              <w:t>✅</w:t>
+            </w:r>
+          </w:p>
+        </w:tc>
+        <w:tc>
+          <w:tcPr>
+            <w:tcW w:type="dxa" w:w="2412"/>
           </w:tcPr>
           <w:p>
             <w:r>
@@ -12261,25 +13067,25 @@
       <w:tr>
         <w:tc>
           <w:tcPr>
-            <w:tcW w:type="dxa" w:w="3216"/>
-          </w:tcPr>
-          <w:p>
-            <w:r>
-              <w:rPr>
-                <w:sz w:val="19"/>
-              </w:rPr>
-            </w:r>
-            <w:r>
-              <w:rPr>
-                <w:sz w:val="19"/>
-              </w:rPr>
-              <w:t>Create / edit users</w:t>
-            </w:r>
-          </w:p>
-        </w:tc>
-        <w:tc>
-          <w:tcPr>
-            <w:tcW w:type="dxa" w:w="3216"/>
+            <w:tcW w:type="dxa" w:w="2412"/>
+          </w:tcPr>
+          <w:p>
+            <w:r>
+              <w:rPr>
+                <w:sz w:val="19"/>
+              </w:rPr>
+            </w:r>
+            <w:r>
+              <w:rPr>
+                <w:sz w:val="19"/>
+              </w:rPr>
+              <w:t>View the admin dashboard</w:t>
+            </w:r>
+          </w:p>
+        </w:tc>
+        <w:tc>
+          <w:tcPr>
+            <w:tcW w:type="dxa" w:w="2412"/>
           </w:tcPr>
           <w:p>
             <w:r>
@@ -12297,7 +13103,25 @@
         </w:tc>
         <w:tc>
           <w:tcPr>
-            <w:tcW w:type="dxa" w:w="3216"/>
+            <w:tcW w:type="dxa" w:w="2412"/>
+          </w:tcPr>
+          <w:p>
+            <w:r>
+              <w:rPr>
+                <w:sz w:val="19"/>
+              </w:rPr>
+            </w:r>
+            <w:r>
+              <w:rPr>
+                <w:sz w:val="19"/>
+              </w:rPr>
+              <w:t>❌</w:t>
+            </w:r>
+          </w:p>
+        </w:tc>
+        <w:tc>
+          <w:tcPr>
+            <w:tcW w:type="dxa" w:w="2412"/>
           </w:tcPr>
           <w:p>
             <w:r>
@@ -12317,25 +13141,25 @@
       <w:tr>
         <w:tc>
           <w:tcPr>
-            <w:tcW w:type="dxa" w:w="3216"/>
-          </w:tcPr>
-          <w:p>
-            <w:r>
-              <w:rPr>
-                <w:sz w:val="19"/>
-              </w:rPr>
-            </w:r>
-            <w:r>
-              <w:rPr>
-                <w:sz w:val="19"/>
-              </w:rPr>
-              <w:t>Enable / disable users</w:t>
-            </w:r>
-          </w:p>
-        </w:tc>
-        <w:tc>
-          <w:tcPr>
-            <w:tcW w:type="dxa" w:w="3216"/>
+            <w:tcW w:type="dxa" w:w="2412"/>
+          </w:tcPr>
+          <w:p>
+            <w:r>
+              <w:rPr>
+                <w:sz w:val="19"/>
+              </w:rPr>
+            </w:r>
+            <w:r>
+              <w:rPr>
+                <w:sz w:val="19"/>
+              </w:rPr>
+              <w:t>Create / edit users</w:t>
+            </w:r>
+          </w:p>
+        </w:tc>
+        <w:tc>
+          <w:tcPr>
+            <w:tcW w:type="dxa" w:w="2412"/>
           </w:tcPr>
           <w:p>
             <w:r>
@@ -12353,7 +13177,25 @@
         </w:tc>
         <w:tc>
           <w:tcPr>
-            <w:tcW w:type="dxa" w:w="3216"/>
+            <w:tcW w:type="dxa" w:w="2412"/>
+          </w:tcPr>
+          <w:p>
+            <w:r>
+              <w:rPr>
+                <w:sz w:val="19"/>
+              </w:rPr>
+            </w:r>
+            <w:r>
+              <w:rPr>
+                <w:sz w:val="19"/>
+              </w:rPr>
+              <w:t>❌</w:t>
+            </w:r>
+          </w:p>
+        </w:tc>
+        <w:tc>
+          <w:tcPr>
+            <w:tcW w:type="dxa" w:w="2412"/>
           </w:tcPr>
           <w:p>
             <w:r>
@@ -12373,25 +13215,25 @@
       <w:tr>
         <w:tc>
           <w:tcPr>
-            <w:tcW w:type="dxa" w:w="3216"/>
-          </w:tcPr>
-          <w:p>
-            <w:r>
-              <w:rPr>
-                <w:sz w:val="19"/>
-              </w:rPr>
-            </w:r>
-            <w:r>
-              <w:rPr>
-                <w:sz w:val="19"/>
-              </w:rPr>
-              <w:t>Delete users</w:t>
-            </w:r>
-          </w:p>
-        </w:tc>
-        <w:tc>
-          <w:tcPr>
-            <w:tcW w:type="dxa" w:w="3216"/>
+            <w:tcW w:type="dxa" w:w="2412"/>
+          </w:tcPr>
+          <w:p>
+            <w:r>
+              <w:rPr>
+                <w:sz w:val="19"/>
+              </w:rPr>
+            </w:r>
+            <w:r>
+              <w:rPr>
+                <w:sz w:val="19"/>
+              </w:rPr>
+              <w:t>Enable / disable users</w:t>
+            </w:r>
+          </w:p>
+        </w:tc>
+        <w:tc>
+          <w:tcPr>
+            <w:tcW w:type="dxa" w:w="2412"/>
           </w:tcPr>
           <w:p>
             <w:r>
@@ -12409,7 +13251,25 @@
         </w:tc>
         <w:tc>
           <w:tcPr>
-            <w:tcW w:type="dxa" w:w="3216"/>
+            <w:tcW w:type="dxa" w:w="2412"/>
+          </w:tcPr>
+          <w:p>
+            <w:r>
+              <w:rPr>
+                <w:sz w:val="19"/>
+              </w:rPr>
+            </w:r>
+            <w:r>
+              <w:rPr>
+                <w:sz w:val="19"/>
+              </w:rPr>
+              <w:t>❌</w:t>
+            </w:r>
+          </w:p>
+        </w:tc>
+        <w:tc>
+          <w:tcPr>
+            <w:tcW w:type="dxa" w:w="2412"/>
           </w:tcPr>
           <w:p>
             <w:r>
@@ -12429,25 +13289,25 @@
       <w:tr>
         <w:tc>
           <w:tcPr>
-            <w:tcW w:type="dxa" w:w="3216"/>
-          </w:tcPr>
-          <w:p>
-            <w:r>
-              <w:rPr>
-                <w:sz w:val="19"/>
-              </w:rPr>
-            </w:r>
-            <w:r>
-              <w:rPr>
-                <w:sz w:val="19"/>
-              </w:rPr>
-              <w:t>Create / edit roles</w:t>
-            </w:r>
-          </w:p>
-        </w:tc>
-        <w:tc>
-          <w:tcPr>
-            <w:tcW w:type="dxa" w:w="3216"/>
+            <w:tcW w:type="dxa" w:w="2412"/>
+          </w:tcPr>
+          <w:p>
+            <w:r>
+              <w:rPr>
+                <w:sz w:val="19"/>
+              </w:rPr>
+            </w:r>
+            <w:r>
+              <w:rPr>
+                <w:sz w:val="19"/>
+              </w:rPr>
+              <w:t>Delete users</w:t>
+            </w:r>
+          </w:p>
+        </w:tc>
+        <w:tc>
+          <w:tcPr>
+            <w:tcW w:type="dxa" w:w="2412"/>
           </w:tcPr>
           <w:p>
             <w:r>
@@ -12465,7 +13325,25 @@
         </w:tc>
         <w:tc>
           <w:tcPr>
-            <w:tcW w:type="dxa" w:w="3216"/>
+            <w:tcW w:type="dxa" w:w="2412"/>
+          </w:tcPr>
+          <w:p>
+            <w:r>
+              <w:rPr>
+                <w:sz w:val="19"/>
+              </w:rPr>
+            </w:r>
+            <w:r>
+              <w:rPr>
+                <w:sz w:val="19"/>
+              </w:rPr>
+              <w:t>❌</w:t>
+            </w:r>
+          </w:p>
+        </w:tc>
+        <w:tc>
+          <w:tcPr>
+            <w:tcW w:type="dxa" w:w="2412"/>
           </w:tcPr>
           <w:p>
             <w:r>
@@ -12485,25 +13363,25 @@
       <w:tr>
         <w:tc>
           <w:tcPr>
-            <w:tcW w:type="dxa" w:w="3216"/>
-          </w:tcPr>
-          <w:p>
-            <w:r>
-              <w:rPr>
-                <w:sz w:val="19"/>
-              </w:rPr>
-            </w:r>
-            <w:r>
-              <w:rPr>
-                <w:sz w:val="19"/>
-              </w:rPr>
-              <w:t>Manage locations</w:t>
-            </w:r>
-          </w:p>
-        </w:tc>
-        <w:tc>
-          <w:tcPr>
-            <w:tcW w:type="dxa" w:w="3216"/>
+            <w:tcW w:type="dxa" w:w="2412"/>
+          </w:tcPr>
+          <w:p>
+            <w:r>
+              <w:rPr>
+                <w:sz w:val="19"/>
+              </w:rPr>
+            </w:r>
+            <w:r>
+              <w:rPr>
+                <w:sz w:val="19"/>
+              </w:rPr>
+              <w:t>Create / edit roles</w:t>
+            </w:r>
+          </w:p>
+        </w:tc>
+        <w:tc>
+          <w:tcPr>
+            <w:tcW w:type="dxa" w:w="2412"/>
           </w:tcPr>
           <w:p>
             <w:r>
@@ -12521,7 +13399,25 @@
         </w:tc>
         <w:tc>
           <w:tcPr>
-            <w:tcW w:type="dxa" w:w="3216"/>
+            <w:tcW w:type="dxa" w:w="2412"/>
+          </w:tcPr>
+          <w:p>
+            <w:r>
+              <w:rPr>
+                <w:sz w:val="19"/>
+              </w:rPr>
+            </w:r>
+            <w:r>
+              <w:rPr>
+                <w:sz w:val="19"/>
+              </w:rPr>
+              <w:t>❌</w:t>
+            </w:r>
+          </w:p>
+        </w:tc>
+        <w:tc>
+          <w:tcPr>
+            <w:tcW w:type="dxa" w:w="2412"/>
           </w:tcPr>
           <w:p>
             <w:r>
@@ -12541,7 +13437,81 @@
       <w:tr>
         <w:tc>
           <w:tcPr>
-            <w:tcW w:type="dxa" w:w="3216"/>
+            <w:tcW w:type="dxa" w:w="2412"/>
+          </w:tcPr>
+          <w:p>
+            <w:r>
+              <w:rPr>
+                <w:sz w:val="19"/>
+              </w:rPr>
+            </w:r>
+            <w:r>
+              <w:rPr>
+                <w:sz w:val="19"/>
+              </w:rPr>
+              <w:t>Manage locations</w:t>
+            </w:r>
+          </w:p>
+        </w:tc>
+        <w:tc>
+          <w:tcPr>
+            <w:tcW w:type="dxa" w:w="2412"/>
+          </w:tcPr>
+          <w:p>
+            <w:r>
+              <w:rPr>
+                <w:sz w:val="19"/>
+              </w:rPr>
+            </w:r>
+            <w:r>
+              <w:rPr>
+                <w:sz w:val="19"/>
+              </w:rPr>
+              <w:t>❌</w:t>
+            </w:r>
+          </w:p>
+        </w:tc>
+        <w:tc>
+          <w:tcPr>
+            <w:tcW w:type="dxa" w:w="2412"/>
+          </w:tcPr>
+          <w:p>
+            <w:r>
+              <w:rPr>
+                <w:sz w:val="19"/>
+              </w:rPr>
+            </w:r>
+            <w:r>
+              <w:rPr>
+                <w:sz w:val="19"/>
+              </w:rPr>
+              <w:t>❌</w:t>
+            </w:r>
+          </w:p>
+        </w:tc>
+        <w:tc>
+          <w:tcPr>
+            <w:tcW w:type="dxa" w:w="2412"/>
+          </w:tcPr>
+          <w:p>
+            <w:r>
+              <w:rPr>
+                <w:sz w:val="19"/>
+              </w:rPr>
+            </w:r>
+            <w:r>
+              <w:rPr>
+                <w:sz w:val="19"/>
+              </w:rPr>
+              <w:t>✅</w:t>
+            </w:r>
+          </w:p>
+        </w:tc>
+      </w:tr>
+      <w:tr>
+        <w:tc>
+          <w:tcPr>
+            <w:tcW w:type="dxa" w:w="2412"/>
           </w:tcPr>
           <w:p>
             <w:r>
@@ -12559,7 +13529,7 @@
         </w:tc>
         <w:tc>
           <w:tcPr>
-            <w:tcW w:type="dxa" w:w="3216"/>
+            <w:tcW w:type="dxa" w:w="2412"/>
           </w:tcPr>
           <w:p>
             <w:r>
@@ -12577,7 +13547,25 @@
         </w:tc>
         <w:tc>
           <w:tcPr>
-            <w:tcW w:type="dxa" w:w="3216"/>
+            <w:tcW w:type="dxa" w:w="2412"/>
+          </w:tcPr>
+          <w:p>
+            <w:r>
+              <w:rPr>
+                <w:sz w:val="19"/>
+              </w:rPr>
+            </w:r>
+            <w:r>
+              <w:rPr>
+                <w:sz w:val="19"/>
+              </w:rPr>
+              <w:t>❌</w:t>
+            </w:r>
+          </w:p>
+        </w:tc>
+        <w:tc>
+          <w:tcPr>
+            <w:tcW w:type="dxa" w:w="2412"/>
           </w:tcPr>
           <w:p>
             <w:r>
@@ -12620,7 +13608,12 @@
         <w:t>Least privilege</w:t>
       </w:r>
       <w:r>
-        <w:t xml:space="preserve"> — officers receive only what reception requires.</w:t>
+        <w:t xml:space="preserve"> — officers receive only what reception requires; department</w:t>
+      </w:r>
+    </w:p>
+    <w:p>
+      <w:r>
+        <w:t>staff receive only the verification screen and no access to visitor records.</w:t>
       </w:r>
     </w:p>
     <w:p>
@@ -12655,7 +13648,32 @@
         <w:t>Separation of duties</w:t>
       </w:r>
       <w:r>
-        <w:t xml:space="preserve"> — administration is distinct from reception.</w:t>
+        <w:t xml:space="preserve"> — administration, reception and department verification</w:t>
+      </w:r>
+    </w:p>
+    <w:p>
+      <w:r>
+        <w:t>are distinct.</w:t>
+      </w:r>
+    </w:p>
+    <w:p>
+      <w:pPr>
+        <w:pStyle w:val="ListBullet"/>
+        <w:spacing w:after="40"/>
+      </w:pPr>
+      <w:r>
+        <w:rPr>
+          <w:b/>
+        </w:rPr>
+        <w:t>Data minimisation</w:t>
+      </w:r>
+      <w:r>
+        <w:t xml:space="preserve"> — the department screen shows status and a name only, not</w:t>
+      </w:r>
+    </w:p>
+    <w:p>
+      <w:r>
+        <w:t>the full visitor record.</w:t>
       </w:r>
     </w:p>
     <w:p>
@@ -16803,6 +17821,342 @@
           </w:p>
         </w:tc>
       </w:tr>
+      <w:tr>
+        <w:tc>
+          <w:tcPr>
+            <w:tcW w:type="dxa" w:w="3216"/>
+          </w:tcPr>
+          <w:p>
+            <w:r>
+              <w:rPr>
+                <w:sz w:val="19"/>
+              </w:rPr>
+            </w:r>
+            <w:r>
+              <w:rPr>
+                <w:sz w:val="19"/>
+              </w:rPr>
+              <w:t>AC-23</w:t>
+            </w:r>
+          </w:p>
+        </w:tc>
+        <w:tc>
+          <w:tcPr>
+            <w:tcW w:type="dxa" w:w="3216"/>
+          </w:tcPr>
+          <w:p>
+            <w:r>
+              <w:rPr>
+                <w:sz w:val="19"/>
+              </w:rPr>
+            </w:r>
+            <w:r>
+              <w:rPr>
+                <w:sz w:val="19"/>
+              </w:rPr>
+              <w:t>A department user is routed to the verification screen after login</w:t>
+            </w:r>
+          </w:p>
+        </w:tc>
+        <w:tc>
+          <w:tcPr>
+            <w:tcW w:type="dxa" w:w="3216"/>
+          </w:tcPr>
+          <w:p>
+            <w:r>
+              <w:rPr>
+                <w:sz w:val="19"/>
+              </w:rPr>
+            </w:r>
+            <w:r>
+              <w:rPr>
+                <w:sz w:val="19"/>
+              </w:rPr>
+              <w:t>✅</w:t>
+            </w:r>
+          </w:p>
+        </w:tc>
+      </w:tr>
+      <w:tr>
+        <w:tc>
+          <w:tcPr>
+            <w:tcW w:type="dxa" w:w="3216"/>
+          </w:tcPr>
+          <w:p>
+            <w:r>
+              <w:rPr>
+                <w:sz w:val="19"/>
+              </w:rPr>
+            </w:r>
+            <w:r>
+              <w:rPr>
+                <w:sz w:val="19"/>
+              </w:rPr>
+              <w:t>AC-24</w:t>
+            </w:r>
+          </w:p>
+        </w:tc>
+        <w:tc>
+          <w:tcPr>
+            <w:tcW w:type="dxa" w:w="3216"/>
+          </w:tcPr>
+          <w:p>
+            <w:r>
+              <w:rPr>
+                <w:sz w:val="19"/>
+              </w:rPr>
+            </w:r>
+            <w:r>
+              <w:rPr>
+                <w:sz w:val="19"/>
+              </w:rPr>
+              <w:t>A department user cannot reach visitor records or visit history</w:t>
+            </w:r>
+          </w:p>
+        </w:tc>
+        <w:tc>
+          <w:tcPr>
+            <w:tcW w:type="dxa" w:w="3216"/>
+          </w:tcPr>
+          <w:p>
+            <w:r>
+              <w:rPr>
+                <w:sz w:val="19"/>
+              </w:rPr>
+            </w:r>
+            <w:r>
+              <w:rPr>
+                <w:sz w:val="19"/>
+              </w:rPr>
+              <w:t>✅</w:t>
+            </w:r>
+          </w:p>
+        </w:tc>
+      </w:tr>
+      <w:tr>
+        <w:tc>
+          <w:tcPr>
+            <w:tcW w:type="dxa" w:w="3216"/>
+          </w:tcPr>
+          <w:p>
+            <w:r>
+              <w:rPr>
+                <w:sz w:val="19"/>
+              </w:rPr>
+            </w:r>
+            <w:r>
+              <w:rPr>
+                <w:sz w:val="19"/>
+              </w:rPr>
+              <w:t>AC-25</w:t>
+            </w:r>
+          </w:p>
+        </w:tc>
+        <w:tc>
+          <w:tcPr>
+            <w:tcW w:type="dxa" w:w="3216"/>
+          </w:tcPr>
+          <w:p>
+            <w:r>
+              <w:rPr>
+                <w:sz w:val="19"/>
+              </w:rPr>
+            </w:r>
+            <w:r>
+              <w:rPr>
+                <w:sz w:val="19"/>
+              </w:rPr>
+              <w:t>The verification screen reports "on site" for a signed-in visitor</w:t>
+            </w:r>
+          </w:p>
+        </w:tc>
+        <w:tc>
+          <w:tcPr>
+            <w:tcW w:type="dxa" w:w="3216"/>
+          </w:tcPr>
+          <w:p>
+            <w:r>
+              <w:rPr>
+                <w:sz w:val="19"/>
+              </w:rPr>
+            </w:r>
+            <w:r>
+              <w:rPr>
+                <w:sz w:val="19"/>
+              </w:rPr>
+              <w:t>✅</w:t>
+            </w:r>
+          </w:p>
+        </w:tc>
+      </w:tr>
+      <w:tr>
+        <w:tc>
+          <w:tcPr>
+            <w:tcW w:type="dxa" w:w="3216"/>
+          </w:tcPr>
+          <w:p>
+            <w:r>
+              <w:rPr>
+                <w:sz w:val="19"/>
+              </w:rPr>
+            </w:r>
+            <w:r>
+              <w:rPr>
+                <w:sz w:val="19"/>
+              </w:rPr>
+              <w:t>AC-26</w:t>
+            </w:r>
+          </w:p>
+        </w:tc>
+        <w:tc>
+          <w:tcPr>
+            <w:tcW w:type="dxa" w:w="3216"/>
+          </w:tcPr>
+          <w:p>
+            <w:r>
+              <w:rPr>
+                <w:sz w:val="19"/>
+              </w:rPr>
+            </w:r>
+            <w:r>
+              <w:rPr>
+                <w:sz w:val="19"/>
+              </w:rPr>
+              <w:t>The verification screen reports "not signed in" for a known visitor with no active visit</w:t>
+            </w:r>
+          </w:p>
+        </w:tc>
+        <w:tc>
+          <w:tcPr>
+            <w:tcW w:type="dxa" w:w="3216"/>
+          </w:tcPr>
+          <w:p>
+            <w:r>
+              <w:rPr>
+                <w:sz w:val="19"/>
+              </w:rPr>
+            </w:r>
+            <w:r>
+              <w:rPr>
+                <w:sz w:val="19"/>
+              </w:rPr>
+              <w:t>✅</w:t>
+            </w:r>
+          </w:p>
+        </w:tc>
+      </w:tr>
+      <w:tr>
+        <w:tc>
+          <w:tcPr>
+            <w:tcW w:type="dxa" w:w="3216"/>
+          </w:tcPr>
+          <w:p>
+            <w:r>
+              <w:rPr>
+                <w:sz w:val="19"/>
+              </w:rPr>
+            </w:r>
+            <w:r>
+              <w:rPr>
+                <w:sz w:val="19"/>
+              </w:rPr>
+              <w:t>AC-27</w:t>
+            </w:r>
+          </w:p>
+        </w:tc>
+        <w:tc>
+          <w:tcPr>
+            <w:tcW w:type="dxa" w:w="3216"/>
+          </w:tcPr>
+          <w:p>
+            <w:r>
+              <w:rPr>
+                <w:sz w:val="19"/>
+              </w:rPr>
+            </w:r>
+            <w:r>
+              <w:rPr>
+                <w:sz w:val="19"/>
+              </w:rPr>
+              <w:t>The verification screen reports "not verified" for an unknown person</w:t>
+            </w:r>
+          </w:p>
+        </w:tc>
+        <w:tc>
+          <w:tcPr>
+            <w:tcW w:type="dxa" w:w="3216"/>
+          </w:tcPr>
+          <w:p>
+            <w:r>
+              <w:rPr>
+                <w:sz w:val="19"/>
+              </w:rPr>
+            </w:r>
+            <w:r>
+              <w:rPr>
+                <w:sz w:val="19"/>
+              </w:rPr>
+              <w:t>✅</w:t>
+            </w:r>
+          </w:p>
+        </w:tc>
+      </w:tr>
+      <w:tr>
+        <w:tc>
+          <w:tcPr>
+            <w:tcW w:type="dxa" w:w="3216"/>
+          </w:tcPr>
+          <w:p>
+            <w:r>
+              <w:rPr>
+                <w:sz w:val="19"/>
+              </w:rPr>
+            </w:r>
+            <w:r>
+              <w:rPr>
+                <w:sz w:val="19"/>
+              </w:rPr>
+              <w:t>AC-28</w:t>
+            </w:r>
+          </w:p>
+        </w:tc>
+        <w:tc>
+          <w:tcPr>
+            <w:tcW w:type="dxa" w:w="3216"/>
+          </w:tcPr>
+          <w:p>
+            <w:r>
+              <w:rPr>
+                <w:sz w:val="19"/>
+              </w:rPr>
+            </w:r>
+            <w:r>
+              <w:rPr>
+                <w:sz w:val="19"/>
+              </w:rPr>
+              <w:t>The verification response contains no contact details, address or ID numbers</w:t>
+            </w:r>
+          </w:p>
+        </w:tc>
+        <w:tc>
+          <w:tcPr>
+            <w:tcW w:type="dxa" w:w="3216"/>
+          </w:tcPr>
+          <w:p>
+            <w:r>
+              <w:rPr>
+                <w:sz w:val="19"/>
+              </w:rPr>
+            </w:r>
+            <w:r>
+              <w:rPr>
+                <w:sz w:val="19"/>
+              </w:rPr>
+              <w:t>✅</w:t>
+            </w:r>
+          </w:p>
+        </w:tc>
+      </w:tr>
     </w:tbl>
     <w:p>
       <w:pPr>
@@ -16915,7 +18269,7 @@
               <w:rPr>
                 <w:sz w:val="19"/>
               </w:rPr>
-              <w:t>AC-23</w:t>
+              <w:t>AC-29</w:t>
             </w:r>
           </w:p>
         </w:tc>
@@ -16971,7 +18325,7 @@
               <w:rPr>
                 <w:sz w:val="19"/>
               </w:rPr>
-              <w:t>AC-24</w:t>
+              <w:t>AC-30</w:t>
             </w:r>
           </w:p>
         </w:tc>
@@ -17027,7 +18381,7 @@
               <w:rPr>
                 <w:sz w:val="19"/>
               </w:rPr>
-              <w:t>AC-25</w:t>
+              <w:t>AC-31</w:t>
             </w:r>
           </w:p>
         </w:tc>
@@ -17083,7 +18437,7 @@
               <w:rPr>
                 <w:sz w:val="19"/>
               </w:rPr>
-              <w:t>AC-26</w:t>
+              <w:t>AC-32</w:t>
             </w:r>
           </w:p>
         </w:tc>
@@ -17139,7 +18493,7 @@
               <w:rPr>
                 <w:sz w:val="19"/>
               </w:rPr>
-              <w:t>AC-27</w:t>
+              <w:t>AC-33</w:t>
             </w:r>
           </w:p>
         </w:tc>
@@ -17195,7 +18549,7 @@
               <w:rPr>
                 <w:sz w:val="19"/>
               </w:rPr>
-              <w:t>AC-28</w:t>
+              <w:t>AC-34</w:t>
             </w:r>
           </w:p>
         </w:tc>
@@ -17251,7 +18605,7 @@
               <w:rPr>
                 <w:sz w:val="19"/>
               </w:rPr>
-              <w:t>AC-29</w:t>
+              <w:t>AC-35</w:t>
             </w:r>
           </w:p>
         </w:tc>
@@ -17307,7 +18661,7 @@
               <w:rPr>
                 <w:sz w:val="19"/>
               </w:rPr>
-              <w:t>AC-30</w:t>
+              <w:t>AC-36</w:t>
             </w:r>
           </w:p>
         </w:tc>
@@ -17364,7 +18718,7 @@
     </w:p>
     <w:p>
       <w:r>
-        <w:t>Production readiness requires AC-27 through AC-30 plus:</w:t>
+        <w:t>Production readiness requires AC-33 through AC-36 plus:</w:t>
       </w:r>
     </w:p>
     <w:p>
